--- a/acts-sermons/docx/16_2027-01-31_한마음한뜻의공동체와위로의아들_행4장32-37절.docx
+++ b/acts-sermons/docx/16_2027-01-31_한마음한뜻의공동체와위로의아들_행4장32-37절.docx
@@ -343,33 +343,46 @@
           <w:sz w:val="24"/>
           <w:szCs w:val="24"/>
         </w:rPr>
-        <w:t xml:space="preserve">구약 룻기에는 은혜가 만든 놀라운 연합이 나옵니다. 나오미는 흉년을 피해 남편과 두 아들과 함께 모압 땅으로 갔습니다. 그런데 그곳에서 남편과 두 아들이 모두 죽었습니다. 남은 것은 나오미와 두 이방인 며느리뿐이었습니다. 나오미는 고향으로 돌아가기로 하고, 며느리들에게 각자 친정으로 돌아가라고 권했습니다.</w:t>
-      </w:r>
-    </w:p>
-    <w:p>
-      <w:pPr>
-        <w:spacing w:after="160" w:line="360"/>
-      </w:pPr>
-      <w:r>
-        <w:rPr>
-          <w:rFonts w:ascii="맑은 고딕" w:cs="맑은 고딕" w:eastAsia="맑은 고딕" w:hAnsi="맑은 고딕"/>
-          <w:sz w:val="24"/>
-          <w:szCs w:val="24"/>
-        </w:rPr>
-        <w:t xml:space="preserve">오르바는 울며 돌아갔습니다. 그러나 룻은 시어머니를 붙좇았습니다. 그리고 이렇게 고백했습니다. “어머니께서 가시는 곳에 나도 가고 어머니께서 머무시는 곳에서 나도 머물겠나이다 어머니의 백성이 나의 백성이 되고 어머니의 하나님이 나의 하나님이 되시리니”(룻 1:16). 혈연도, 민족도, 이해관계도 그들을 묶지 못했습니다. 그들을 묶은 것은 이스라엘의 하나님이었습니다.</w:t>
-      </w:r>
-    </w:p>
-    <w:p>
-      <w:pPr>
-        <w:spacing w:after="160" w:line="360"/>
-      </w:pPr>
-      <w:r>
-        <w:rPr>
-          <w:rFonts w:ascii="맑은 고딕" w:cs="맑은 고딕" w:eastAsia="맑은 고딕" w:hAnsi="맑은 고딕"/>
-          <w:sz w:val="24"/>
-          <w:szCs w:val="24"/>
-        </w:rPr>
-        <w:t xml:space="preserve">룻은 아무것도 가진 것 없는 과부였지만, 자기 인생 전체를 나오미와 함께 나누었습니다. 이삭을 주워 시어머니를 봉양했습니다. 하나님은 그런 룻을 보아스와 만나게 하시고, 다윗 왕의 조상이 되게 하셨으며, 마침내 예수 그리스도의 족보에 그 이름을 올리셨습니다. 하나님을 함께 섬기는 사람들은 피보다 진한 공동체가 됩니다.</w:t>
+        <w:t xml:space="preserve">열왕기상 17장에서 이스라엘에는 극심한 가뭄이 들었습니다. 하나님은 엘리야를 시돈 땅 사르밧으로 보내시며, 그곳 한 과부에게 명령하여 그를 공궤하게 하셨다고 말씀하셨습니다. 그런데 엘리야가 만난 과부는 마지막 한 끼를 준비하고 있었습니다. 통에 가루 한 움큼과 병에 기름 조금뿐이었고, 그것을 아들과 함께 먹고 죽으려 했습니다.</w:t>
+      </w:r>
+    </w:p>
+    <w:p>
+      <w:pPr>
+        <w:spacing w:after="160" w:line="360"/>
+      </w:pPr>
+      <w:r>
+        <w:rPr>
+          <w:rFonts w:ascii="맑은 고딕" w:cs="맑은 고딕" w:eastAsia="맑은 고딕" w:hAnsi="맑은 고딕"/>
+          <w:sz w:val="24"/>
+          <w:szCs w:val="24"/>
+        </w:rPr>
+        <w:t xml:space="preserve">엘리야는 두려워하지 말고 먼저 그것으로 자기를 위하여 작은 떡 한 개를 만들어 오라고 했습니다. 여호와께서 비를 지면에 내리는 날까지 그 통의 가루가 떨어지지 아니하고 그 병의 기름이 없어지지 아니하리라는 말씀과 함께였습니다(왕상 17:14). 과부는 그 말씀을 믿고 자기의 마지막 것을 나누었고, 말씀대로 엘리야와 과부와 그 식구가 여러 날 먹었습니다.</w:t>
+      </w:r>
+    </w:p>
+    <w:p>
+      <w:pPr>
+        <w:spacing w:after="160" w:line="360"/>
+      </w:pPr>
+      <w:r>
+        <w:rPr>
+          <w:rFonts w:ascii="맑은 고딕" w:cs="맑은 고딕" w:eastAsia="맑은 고딕" w:hAnsi="맑은 고딕"/>
+          <w:sz w:val="24"/>
+          <w:szCs w:val="24"/>
+        </w:rPr>
+        <w:t xml:space="preserve">그런데 더 큰 일이 있었습니다. 그 후에 과부의 아들이 병들어 숨이 끊어졌습니다. 엘리야가 아이를 안고 다락에 올라가 여호와께 부르짖었고, 여호와께서 그 아이의 혼이 몸으로 돌아와 살아나게 하셨습니다. 어머니는 고백합니다. “내가 이제야 당신은 하나님의 사람이시요 당신의 입에 있는 여호와의 말씀이 진실한 줄 아노라”(왕상 17:24).</w:t>
+      </w:r>
+    </w:p>
+    <w:p>
+      <w:pPr>
+        <w:spacing w:after="160" w:line="360"/>
+      </w:pPr>
+      <w:r>
+        <w:rPr>
+          <w:rFonts w:ascii="맑은 고딕" w:cs="맑은 고딕" w:eastAsia="맑은 고딕" w:hAnsi="맑은 고딕"/>
+          <w:sz w:val="24"/>
+          <w:szCs w:val="24"/>
+        </w:rPr>
+        <w:t xml:space="preserve">이방 땅의 가난한 과부와 이스라엘의 선지자가 한 통의 가루를 나누었습니다. 그들을 묶은 것은 혈연이나 이해관계가 아니라 살아 계신 하나님의 말씀과 죽은 자를 살리시는 능력이었습니다. 예수님도 누가복음 4장에서 이 과부를 기억하셨습니다. 부활의 큰 은혜를 경험한 사람들은 자기의 마지막 것까지 나누는 공동체가 됩니다.</w:t>
       </w:r>
     </w:p>
     <w:p>
@@ -673,33 +686,46 @@
           <w:sz w:val="24"/>
           <w:szCs w:val="24"/>
         </w:rPr>
-        <w:t xml:space="preserve">사도 바울은 고린도후서 8장에서 마게도냐 교회들의 연보 이야기를 들려줍니다. 마게도냐 지역의 빌립보와 데살로니가 교회들은 결코 부유하지 않았습니다. 바울은 그들이 환난의 많은 시련 가운데서, 그리고 극심한 가난 가운데서 연보를 했다고 말합니다.</w:t>
-      </w:r>
-    </w:p>
-    <w:p>
-      <w:pPr>
-        <w:spacing w:after="160" w:line="360"/>
-      </w:pPr>
-      <w:r>
-        <w:rPr>
-          <w:rFonts w:ascii="맑은 고딕" w:cs="맑은 고딕" w:eastAsia="맑은 고딕" w:hAnsi="맑은 고딕"/>
-          <w:sz w:val="24"/>
-          <w:szCs w:val="24"/>
-        </w:rPr>
-        <w:t xml:space="preserve">그런데 그들의 헌금은 억지로 낸 것이 아니었습니다. 바울은 그들이 힘대로 할 뿐 아니라 힘에 지나도록 자원하여 했다고 증언합니다. 오히려 그들이 성도 섬기는 일에 참여하는 은혜를 달라고 바울에게 간절히 구했습니다. 나눔을 부담이 아니라 특권으로, 의무가 아니라 은혜로 여긴 것입니다.</w:t>
-      </w:r>
-    </w:p>
-    <w:p>
-      <w:pPr>
-        <w:spacing w:after="160" w:line="360"/>
-      </w:pPr>
-      <w:r>
-        <w:rPr>
-          <w:rFonts w:ascii="맑은 고딕" w:cs="맑은 고딕" w:eastAsia="맑은 고딕" w:hAnsi="맑은 고딕"/>
-          <w:sz w:val="24"/>
-          <w:szCs w:val="24"/>
-        </w:rPr>
-        <w:t xml:space="preserve">바울은 그 비결을 이렇게 설명합니다. “그들이 우리가 바라던 것뿐 아니라 그들이 먼저 자신을 주께 드리고 또 하나님의 뜻을 따라 우리에게 주었도다”(고후 8:5). 먼저 자신을 주께 드린 사람은 물질을 드리는 일이 어렵지 않습니다. 그리고 바울은 그 모든 나눔의 근원을 그리스도에게서 찾습니다. 부요하신 이가 우리를 위하여 가난하게 되심은 그의 가난함으로 우리를 부요하게 하려 하심이라고 말입니다.</w:t>
+        <w:t xml:space="preserve">출애굽기 16장에서 광야의 이스라엘 백성은 먹을 것이 없다고 원망했습니다. 하나님은 하늘에서 양식을 비 같이 내려 주셨습니다. 아침마다 이슬이 마른 뒤 광야 지면에 작고 둥근 것이 서리 같이 깔렸습니다. 그것이 만나였습니다.</w:t>
+      </w:r>
+    </w:p>
+    <w:p>
+      <w:pPr>
+        <w:spacing w:after="160" w:line="360"/>
+      </w:pPr>
+      <w:r>
+        <w:rPr>
+          <w:rFonts w:ascii="맑은 고딕" w:cs="맑은 고딕" w:eastAsia="맑은 고딕" w:hAnsi="맑은 고딕"/>
+          <w:sz w:val="24"/>
+          <w:szCs w:val="24"/>
+        </w:rPr>
+        <w:t xml:space="preserve">하나님은 각 사람이 먹을 만큼만, 사람 수대로 한 사람에 한 오멜씩 거두라고 하셨습니다. 어떤 이는 많이 거두고 어떤 이는 적게 거두었습니다. 그런데 오멜로 되어 보니 많이 거둔 자도 남음이 없고 적게 거둔 자도 부족함이 없었습니다(출 16:18). 욕심을 내어 아침까지 남겨 둔 것에는 벌레가 생기고 냄새가 났습니다. 만나는 쌓아 두는 양식이 아니라 날마다 하나님을 의지하며 먹는 양식이었습니다.</w:t>
+      </w:r>
+    </w:p>
+    <w:p>
+      <w:pPr>
+        <w:spacing w:after="160" w:line="360"/>
+      </w:pPr>
+      <w:r>
+        <w:rPr>
+          <w:rFonts w:ascii="맑은 고딕" w:cs="맑은 고딕" w:eastAsia="맑은 고딕" w:hAnsi="맑은 고딕"/>
+          <w:sz w:val="24"/>
+          <w:szCs w:val="24"/>
+        </w:rPr>
+        <w:t xml:space="preserve">사도 바울은 고린도후서 8장에서 예루살렘 성도들을 위한 연보를 권하면서 바로 이 말씀을 인용합니다. 지금 너희의 넉넉한 것으로 그들의 부족한 것을 보충하는 것은 균등하게 하려는 것이라고 말한 뒤 이렇게 덧붙입니다. “기록된 것 같이 많이 거둔 자도 남지 아니하였고 적게 거둔 자도 모자라지 아니하였느니라”(고후 8:15). 광야의 만나 원리가 교회의 나눔 원리가 된 것입니다.</w:t>
+      </w:r>
+    </w:p>
+    <w:p>
+      <w:pPr>
+        <w:spacing w:after="160" w:line="360"/>
+      </w:pPr>
+      <w:r>
+        <w:rPr>
+          <w:rFonts w:ascii="맑은 고딕" w:cs="맑은 고딕" w:eastAsia="맑은 고딕" w:hAnsi="맑은 고딕"/>
+          <w:sz w:val="24"/>
+          <w:szCs w:val="24"/>
+        </w:rPr>
+        <w:t xml:space="preserve">만나를 주신 분이 하나님이시듯, 우리가 가진 것도 하나님께서 주신 것입니다. 그러니 나눔은 손해가 아니라 하나님의 공급을 믿는 고백입니다. 예루살렘 교회가 각 사람의 필요를 따라 나누어 그 중에 가난한 사람이 없었던 것도 같은 은혜의 열매였습니다. 부요하신 이가 우리를 위하여 가난하게 되신 그리스도의 은혜가 우리의 손을 펴게 합니다.</w:t>
       </w:r>
     </w:p>
     <w:p>
@@ -1211,7 +1237,7 @@
           <w:sz w:val="24"/>
           <w:szCs w:val="24"/>
         </w:rPr>
-        <w:t xml:space="preserve">오늘 우리는 한마음 한뜻의 공동체와 위로의 아들 바나바를 살펴보았습니다. 첫째, 한마음 공동체의 뿌리는 부활의 큰 은혜입니다. 둘째, 은혜받은 공동체는 각 사람의 필요를 따라 나눕니다. 셋째, 은혜받은 성도는 위로의 아들, 위로의 딸이 됩니다. 룻은 시어머니와 인생을 나누었고, 마게도냐 교회는 가난 중에도 넘치게 나누었으며, 오네시보로는 사슬에 매인 바울을 찾아가 위로했습니다.</w:t>
+        <w:t xml:space="preserve">오늘 우리는 한마음 한뜻의 공동체와 위로의 아들 바나바를 살펴보았습니다. 첫째, 한마음 공동체의 뿌리는 부활의 큰 은혜입니다. 둘째, 은혜받은 공동체는 각 사람의 필요를 따라 나눕니다. 셋째, 은혜받은 성도는 위로의 아들, 위로의 딸이 됩니다. 사르밧 과부는 마지막 가루 한 움큼을 선지자와 나누었고, 광야의 만나는 많이 거둔 자도 남지 않고 적게 거둔 자도 모자라지 않게 했으며, 오네시보로는 사슬에 매인 바울을 찾아가 위로했습니다.</w:t>
       </w:r>
     </w:p>
     <w:p>
